--- a/EXPORTS/DOCX/published/niveau2/Dutch/CivilServants.docx
+++ b/EXPORTS/DOCX/published/niveau2/Dutch/CivilServants.docx
@@ -501,7 +501,35 @@
           <w:color w:val="000000"/>
           <w:sz w:val="24"/>
         </w:rPr>
-        <w:t>, die tussen 1811 en 1816 gouverneur was van voormalig Nederlands-Indië.</w:t>
+        <w:t>, die tussen 1811 en 1816 gouverneur was van voormalig Nederla</w:t>
+      </w:r>
+      <w:r>
+        <w:rPr>
+          <w:u w:val="single" w:color="0000ff"/>
+          <w:rFonts w:ascii="Charis SIL Regular" w:hAnsi="Charis SIL Regular" w:eastAsia="Charis SIL Regular"/>
+          <w:b w:val="0"/>
+          <w:i w:val="0"/>
+          <w:color w:val="000000"/>
+          <w:sz w:val="24"/>
+        </w:rPr>
+        <w:hyperlink r:id="rId11" w:history="1">
+          <w:r>
+            <w:rPr>
+              <w:rStyle w:val="Hyperlink"/>
+            </w:rPr>
+            <w:t>nds-Indi</w:t>
+          </w:r>
+        </w:hyperlink>
+      </w:r>
+      <w:r>
+        <w:rPr>
+          <w:rFonts w:ascii="Charis SIL Regular" w:hAnsi="Charis SIL Regular" w:eastAsia="Charis SIL Regular"/>
+          <w:b w:val="0"/>
+          <w:i w:val="0"/>
+          <w:color w:val="000000"/>
+          <w:sz w:val="24"/>
+        </w:rPr>
+        <w:t>ë.</w:t>
       </w:r>
     </w:p>
     <w:p>
@@ -4865,7 +4893,7 @@
           <w:sz w:val="24"/>
           <w:u w:val="single"/>
         </w:rPr>
-        <w:hyperlink r:id="rId30" w:history="1">
+        <w:hyperlink r:id="rId31" w:history="1">
           <w:r>
             <w:rPr>
               <w:rStyle w:val="Hyperlink"/>
@@ -4883,7 +4911,7 @@
           <w:sz w:val="24"/>
           <w:u w:val="single"/>
         </w:rPr>
-        <w:hyperlink r:id="rId30" w:history="1">
+        <w:hyperlink r:id="rId31" w:history="1">
           <w:r>
             <w:rPr>
               <w:rStyle w:val="Hyperlink"/>

--- a/EXPORTS/DOCX/published/niveau2/Dutch/CivilServants.docx
+++ b/EXPORTS/DOCX/published/niveau2/Dutch/CivilServants.docx
@@ -501,35 +501,7 @@
           <w:color w:val="000000"/>
           <w:sz w:val="24"/>
         </w:rPr>
-        <w:t>, die tussen 1811 en 1816 gouverneur was van voormalig Nederla</w:t>
-      </w:r>
-      <w:r>
-        <w:rPr>
-          <w:u w:val="single" w:color="0000ff"/>
-          <w:rFonts w:ascii="Charis SIL Regular" w:hAnsi="Charis SIL Regular" w:eastAsia="Charis SIL Regular"/>
-          <w:b w:val="0"/>
-          <w:i w:val="0"/>
-          <w:color w:val="000000"/>
-          <w:sz w:val="24"/>
-        </w:rPr>
-        <w:hyperlink r:id="rId11" w:history="1">
-          <w:r>
-            <w:rPr>
-              <w:rStyle w:val="Hyperlink"/>
-            </w:rPr>
-            <w:t>nds-Indi</w:t>
-          </w:r>
-        </w:hyperlink>
-      </w:r>
-      <w:r>
-        <w:rPr>
-          <w:rFonts w:ascii="Charis SIL Regular" w:hAnsi="Charis SIL Regular" w:eastAsia="Charis SIL Regular"/>
-          <w:b w:val="0"/>
-          <w:i w:val="0"/>
-          <w:color w:val="000000"/>
-          <w:sz w:val="24"/>
-        </w:rPr>
-        <w:t>ë.</w:t>
+        <w:t>, die tussen 1811 en 1816 gouverneur was van voormalig Nederlands-Indië.</w:t>
       </w:r>
     </w:p>
     <w:p>
@@ -830,68 +802,7 @@
           <w:color w:val="000000"/>
           <w:sz w:val="24"/>
         </w:rPr>
-        <w:hyperlink r:id="rId12" w:history="1">
-          <w:r>
-            <w:rPr>
-              <w:rStyle w:val="Hyperlink"/>
-            </w:rPr>
-            <w:t>et e</w:t>
-          </w:r>
-        </w:hyperlink>
-      </w:r>
-      <w:r>
-        <w:rPr>
-          <w:u w:val="single" w:color="0000ff"/>
-          <w:rFonts w:ascii="Charis SIL Regular" w:hAnsi="Charis SIL Regular" w:eastAsia="Charis SIL Regular"/>
-          <w:b w:val="0"/>
-          <w:i w:val="0"/>
-          <w:color w:val="000000"/>
-          <w:sz w:val="24"/>
-        </w:rPr>
-        <w:hyperlink r:id="rId12" w:history="1">
-          <w:r>
-            <w:rPr>
-              <w:rStyle w:val="Hyperlink"/>
-            </w:rPr>
-            <w:t>igen mu</w:t>
-          </w:r>
-        </w:hyperlink>
-      </w:r>
-      <w:r>
-        <w:rPr>
-          <w:u w:val="single" w:color="0000ff"/>
-          <w:rFonts w:ascii="Charis SIL Regular" w:hAnsi="Charis SIL Regular" w:eastAsia="Charis SIL Regular"/>
-          <w:b w:val="0"/>
-          <w:i w:val="0"/>
-          <w:color w:val="000000"/>
-          <w:sz w:val="24"/>
-        </w:rPr>
-        <w:hyperlink r:id="rId12" w:history="1">
-          <w:r>
-            <w:rPr>
-              <w:rStyle w:val="Hyperlink"/>
-            </w:rPr>
-            <w:t>s</w:t>
-          </w:r>
-        </w:hyperlink>
-      </w:r>
-      <w:r>
-        <w:rPr>
-          <w:u w:val="single" w:color="0000ff"/>
-          <w:rFonts w:ascii="Charis SIL Regular" w:hAnsi="Charis SIL Regular" w:eastAsia="Charis SIL Regular"/>
-          <w:b w:val="0"/>
-          <w:i w:val="0"/>
-          <w:color w:val="000000"/>
-          <w:sz w:val="24"/>
-        </w:rPr>
-        <w:hyperlink r:id="rId12" w:history="1">
-          <w:r>
-            <w:rPr>
-              <w:rStyle w:val="Hyperlink"/>
-            </w:rPr>
-            <w:t>eu</w:t>
-          </w:r>
-        </w:hyperlink>
+        <w:t>et eigen museu</w:t>
       </w:r>
       <w:r>
         <w:rPr>
@@ -4911,7 +4822,7 @@
           <w:sz w:val="24"/>
           <w:u w:val="single"/>
         </w:rPr>
-        <w:hyperlink r:id="rId31" w:history="1">
+        <w:hyperlink r:id="rId30" w:history="1">
           <w:r>
             <w:rPr>
               <w:rStyle w:val="Hyperlink"/>
@@ -4940,7 +4851,7 @@
           <w:sz w:val="24"/>
           <w:u w:val="single"/>
         </w:rPr>
-        <w:hyperlink r:id="rId31" w:history="1">
+        <w:hyperlink r:id="rId30" w:history="1">
           <w:r>
             <w:rPr>
               <w:rStyle w:val="Hyperlink"/>

--- a/EXPORTS/DOCX/published/niveau2/Dutch/CivilServants.docx
+++ b/EXPORTS/DOCX/published/niveau2/Dutch/CivilServants.docx
@@ -501,7 +501,35 @@
           <w:color w:val="000000"/>
           <w:sz w:val="24"/>
         </w:rPr>
-        <w:t>, die tussen 1811 en 1816 gouverneur was van voormalig Nederlands-Indië.</w:t>
+        <w:t>, die tussen 1811 en 1816 gouverneur was van voormalig Nederla</w:t>
+      </w:r>
+      <w:r>
+        <w:rPr>
+          <w:u w:val="single" w:color="0000ff"/>
+          <w:rFonts w:ascii="Charis SIL Regular" w:hAnsi="Charis SIL Regular" w:eastAsia="Charis SIL Regular"/>
+          <w:b w:val="0"/>
+          <w:i w:val="0"/>
+          <w:color w:val="000000"/>
+          <w:sz w:val="24"/>
+        </w:rPr>
+        <w:hyperlink r:id="rId11" w:history="1">
+          <w:r>
+            <w:rPr>
+              <w:rStyle w:val="Hyperlink"/>
+            </w:rPr>
+            <w:t>nds-Indi</w:t>
+          </w:r>
+        </w:hyperlink>
+      </w:r>
+      <w:r>
+        <w:rPr>
+          <w:rFonts w:ascii="Charis SIL Regular" w:hAnsi="Charis SIL Regular" w:eastAsia="Charis SIL Regular"/>
+          <w:b w:val="0"/>
+          <w:i w:val="0"/>
+          <w:color w:val="000000"/>
+          <w:sz w:val="24"/>
+        </w:rPr>
+        <w:t>ë.</w:t>
       </w:r>
     </w:p>
     <w:p>
@@ -802,7 +830,68 @@
           <w:color w:val="000000"/>
           <w:sz w:val="24"/>
         </w:rPr>
-        <w:t>et eigen museu</w:t>
+        <w:hyperlink r:id="rId12" w:history="1">
+          <w:r>
+            <w:rPr>
+              <w:rStyle w:val="Hyperlink"/>
+            </w:rPr>
+            <w:t>et e</w:t>
+          </w:r>
+        </w:hyperlink>
+      </w:r>
+      <w:r>
+        <w:rPr>
+          <w:u w:val="single" w:color="0000ff"/>
+          <w:rFonts w:ascii="Charis SIL Regular" w:hAnsi="Charis SIL Regular" w:eastAsia="Charis SIL Regular"/>
+          <w:b w:val="0"/>
+          <w:i w:val="0"/>
+          <w:color w:val="000000"/>
+          <w:sz w:val="24"/>
+        </w:rPr>
+        <w:hyperlink r:id="rId12" w:history="1">
+          <w:r>
+            <w:rPr>
+              <w:rStyle w:val="Hyperlink"/>
+            </w:rPr>
+            <w:t>igen mu</w:t>
+          </w:r>
+        </w:hyperlink>
+      </w:r>
+      <w:r>
+        <w:rPr>
+          <w:u w:val="single" w:color="0000ff"/>
+          <w:rFonts w:ascii="Charis SIL Regular" w:hAnsi="Charis SIL Regular" w:eastAsia="Charis SIL Regular"/>
+          <w:b w:val="0"/>
+          <w:i w:val="0"/>
+          <w:color w:val="000000"/>
+          <w:sz w:val="24"/>
+        </w:rPr>
+        <w:hyperlink r:id="rId12" w:history="1">
+          <w:r>
+            <w:rPr>
+              <w:rStyle w:val="Hyperlink"/>
+            </w:rPr>
+            <w:t>s</w:t>
+          </w:r>
+        </w:hyperlink>
+      </w:r>
+      <w:r>
+        <w:rPr>
+          <w:u w:val="single" w:color="0000ff"/>
+          <w:rFonts w:ascii="Charis SIL Regular" w:hAnsi="Charis SIL Regular" w:eastAsia="Charis SIL Regular"/>
+          <w:b w:val="0"/>
+          <w:i w:val="0"/>
+          <w:color w:val="000000"/>
+          <w:sz w:val="24"/>
+        </w:rPr>
+        <w:hyperlink r:id="rId12" w:history="1">
+          <w:r>
+            <w:rPr>
+              <w:rStyle w:val="Hyperlink"/>
+            </w:rPr>
+            <w:t>eu</w:t>
+          </w:r>
+        </w:hyperlink>
       </w:r>
       <w:r>
         <w:rPr>
@@ -4804,7 +4893,7 @@
           <w:sz w:val="24"/>
           <w:u w:val="single"/>
         </w:rPr>
-        <w:hyperlink r:id="rId31" w:history="1">
+        <w:hyperlink r:id="rId30" w:history="1">
           <w:r>
             <w:rPr>
               <w:rStyle w:val="Hyperlink"/>
@@ -4962,7 +5051,7 @@
           <w:sz w:val="24"/>
           <w:u w:val="single"/>
         </w:rPr>
-        <w:hyperlink r:id="rId32" w:history="1">
+        <w:hyperlink r:id="rId31" w:history="1">
           <w:r>
             <w:rPr>
               <w:rStyle w:val="Hyperlink"/>
@@ -4980,7 +5069,7 @@
           <w:sz w:val="24"/>
           <w:u w:val="single"/>
         </w:rPr>
-        <w:hyperlink r:id="rId32" w:history="1">
+        <w:hyperlink r:id="rId31" w:history="1">
           <w:r>
             <w:rPr>
               <w:rStyle w:val="Hyperlink"/>
@@ -4998,7 +5087,7 @@
           <w:sz w:val="24"/>
           <w:u w:val="single"/>
         </w:rPr>
-        <w:hyperlink r:id="rId32" w:history="1">
+        <w:hyperlink r:id="rId31" w:history="1">
           <w:r>
             <w:rPr>
               <w:rStyle w:val="Hyperlink"/>
@@ -5026,7 +5115,7 @@
           <w:sz w:val="24"/>
           <w:u w:val="single"/>
         </w:rPr>
-        <w:hyperlink r:id="rId33" w:history="1">
+        <w:hyperlink r:id="rId32" w:history="1">
           <w:r>
             <w:rPr>
               <w:rStyle w:val="Hyperlink"/>
@@ -5055,7 +5144,7 @@
           <w:sz w:val="24"/>
           <w:u w:val="single"/>
         </w:rPr>
-        <w:hyperlink r:id="rId33" w:history="1">
+        <w:hyperlink r:id="rId32" w:history="1">
           <w:r>
             <w:rPr>
               <w:rStyle w:val="Hyperlink"/>
@@ -5083,7 +5172,7 @@
           <w:sz w:val="24"/>
           <w:u w:val="single"/>
         </w:rPr>
-        <w:hyperlink r:id="rId32" w:history="1">
+        <w:hyperlink r:id="rId31" w:history="1">
           <w:r>
             <w:rPr>
               <w:rStyle w:val="Hyperlink"/>
@@ -5101,7 +5190,7 @@
           <w:sz w:val="24"/>
           <w:u w:val="single"/>
         </w:rPr>
-        <w:hyperlink r:id="rId32" w:history="1">
+        <w:hyperlink r:id="rId31" w:history="1">
           <w:r>
             <w:rPr>
               <w:rStyle w:val="Hyperlink"/>
@@ -5130,7 +5219,7 @@
           <w:sz w:val="24"/>
           <w:u w:val="single"/>
         </w:rPr>
-        <w:hyperlink r:id="rId32" w:history="1">
+        <w:hyperlink r:id="rId31" w:history="1">
           <w:r>
             <w:rPr>
               <w:rStyle w:val="Hyperlink"/>
